--- a/docs/source/mnovaInstallation/mnovaInstallation.docx
+++ b/docs/source/mnovaInstallation/mnovaInstallation.docx
@@ -1,13 +1,18 @@
 
 <file path=word/document.xml><?xml version="1.0" encoding="utf-8"?>
-<w:document xmlns:wpc="http://schemas.microsoft.com/office/word/2010/wordprocessingCanvas" xmlns:cx="http://schemas.microsoft.com/office/drawing/2014/chartex" xmlns:cx1="http://schemas.microsoft.com/office/drawing/2015/9/8/chartex" xmlns:cx2="http://schemas.microsoft.com/office/drawing/2015/10/21/chartex" xmlns:cx3="http://schemas.microsoft.com/office/drawing/2016/5/9/chartex" xmlns:cx4="http://schemas.microsoft.com/office/drawing/2016/5/10/chartex" xmlns:cx5="http://schemas.microsoft.com/office/drawing/2016/5/11/chartex" xmlns:cx6="http://schemas.microsoft.com/office/drawing/2016/5/12/chartex" xmlns:cx7="http://schemas.microsoft.com/office/drawing/2016/5/13/chartex" xmlns:cx8="http://schemas.microsoft.com/office/drawing/2016/5/14/chartex" xmlns:mc="http://schemas.openxmlformats.org/markup-compatibility/2006" xmlns:aink="http://schemas.microsoft.com/office/drawing/2016/ink" xmlns:am3d="http://schemas.microsoft.com/office/drawing/2017/model3d" xmlns:o="urn:schemas-microsoft-com:office:office" xmlns:oel="http://schemas.microsoft.com/office/2019/extlst" xmlns:r="http://schemas.openxmlformats.org/officeDocument/2006/relationships" xmlns:m="http://schemas.openxmlformats.org/officeDocument/2006/math" xmlns:v="urn:schemas-microsoft-com:vml" xmlns:wp14="http://schemas.microsoft.com/office/word/2010/wordprocessingDrawing" xmlns:wp="http://schemas.openxmlformats.org/drawingml/2006/wordprocessingDrawing" xmlns:w10="urn:schemas-microsoft-com:office:word" xmlns:w="http://schemas.openxmlformats.org/wordprocessingml/2006/main" xmlns:w14="http://schemas.microsoft.com/office/word/2010/wordml" xmlns:w15="http://schemas.microsoft.com/office/word/2012/wordml" xmlns:w16cex="http://schemas.microsoft.com/office/word/2018/wordml/cex" xmlns:w16cid="http://schemas.microsoft.com/office/word/2016/wordml/cid" xmlns:w16="http://schemas.microsoft.com/office/word/2018/wordml" xmlns:w16du="http://schemas.microsoft.com/office/word/2023/wordml/word16du" xmlns:w16sdtdh="http://schemas.microsoft.com/office/word/2020/wordml/sdtdatahash" xmlns:w16sdtfl="http://schemas.microsoft.com/office/word/2024/wordml/sdtformatlock" xmlns:w16se="http://schemas.microsoft.com/office/word/2015/wordml/symex" xmlns:wpg="http://schemas.microsoft.com/office/word/2010/wordprocessingGroup" xmlns:wpi="http://schemas.microsoft.com/office/word/2010/wordprocessingInk" xmlns:wne="http://schemas.microsoft.com/office/word/2006/wordml" xmlns:wps="http://schemas.microsoft.com/office/word/2010/wordprocessingShape" mc:Ignorable="w14 w15 w16se w16cid w16 w16cex w16sdtdh w16sdtfl w16du wp14">
+<w:document xmlns:wpc="http://schemas.microsoft.com/office/word/2010/wordprocessingCanvas" xmlns:cx="http://schemas.microsoft.com/office/drawing/2014/chartex" xmlns:cx1="http://schemas.microsoft.com/office/drawing/2015/9/8/chartex" xmlns:cx2="http://schemas.microsoft.com/office/drawing/2015/10/21/chartex" xmlns:cx3="http://schemas.microsoft.com/office/drawing/2016/5/9/chartex" xmlns:cx4="http://schemas.microsoft.com/office/drawing/2016/5/10/chartex" xmlns:cx5="http://schemas.microsoft.com/office/drawing/2016/5/11/chartex" xmlns:cx6="http://schemas.microsoft.com/office/drawing/2016/5/12/chartex" xmlns:cx7="http://schemas.microsoft.com/office/drawing/2016/5/13/chartex" xmlns:cx8="http://schemas.microsoft.com/office/drawing/2016/5/14/chartex" xmlns:mc="http://schemas.openxmlformats.org/markup-compatibility/2006" xmlns:m="http://schemas.openxmlformats.org/officeDocument/2006/math" xmlns:aink="http://schemas.microsoft.com/office/drawing/2016/ink" xmlns:am3d="http://schemas.microsoft.com/office/drawing/2017/model3d" xmlns:oel="http://schemas.microsoft.com/office/2019/extlst" xmlns:r="http://schemas.openxmlformats.org/officeDocument/2006/relationships" xmlns:wp14="http://schemas.microsoft.com/office/word/2010/wordprocessingDrawing" xmlns:wp="http://schemas.openxmlformats.org/drawingml/2006/wordprocessingDrawing" xmlns:wpg="http://schemas.microsoft.com/office/word/2010/wordprocessingGroup" xmlns:wpi="http://schemas.microsoft.com/office/word/2010/wordprocessingInk" xmlns:wps="http://schemas.microsoft.com/office/word/2010/wordprocessingShape" xmlns:o="urn:schemas-microsoft-com:office:office" xmlns:v="urn:schemas-microsoft-com:vml" xmlns:w10="urn:schemas-microsoft-com:office:word" xmlns:w="http://schemas.openxmlformats.org/wordprocessingml/2006/main" xmlns:w14="http://schemas.microsoft.com/office/word/2010/wordml" xmlns:w15="http://schemas.microsoft.com/office/word/2012/wordml" xmlns:w16cei="http://schemas.microsoft.com/office/word/2026/wordml/cei" xmlns:w16cex="http://schemas.microsoft.com/office/word/2018/wordml/cex" xmlns:w16cid="http://schemas.microsoft.com/office/word/2016/wordml/cid" xmlns:w16="http://schemas.microsoft.com/office/word/2018/wordml" xmlns:w16sdtdh="http://schemas.microsoft.com/office/word/2020/wordml/sdtdatahash" xmlns:w16sdtfl="http://schemas.microsoft.com/office/word/2024/wordml/sdtformatlock" xmlns:w16se="http://schemas.microsoft.com/office/word/2015/wordml/symex" xmlns:w16du="http://schemas.microsoft.com/office/word/2023/wordml/word16du" xmlns:wne="http://schemas.microsoft.com/office/word/2006/wordml" mc:Ignorable="w14 w15 w16se w16cid w16 w16cex w16sdtdh w16sdtfl w16du wp14">
   <w:body>
     <w:p>
       <w:pPr>
         <w:pStyle w:val="Heading1"/>
       </w:pPr>
-      <w:r>
-        <w:t xml:space="preserve">simpleNMR </w:t>
+      <w:proofErr w:type="spellStart"/>
+      <w:r>
+        <w:t>simpleNMR</w:t>
+      </w:r>
+      <w:proofErr w:type="spellEnd"/>
+      <w:r>
+        <w:t xml:space="preserve"> </w:t>
       </w:r>
       <w:r>
         <w:t>MNOVA Installation</w:t>
@@ -23,7 +28,21 @@
     </w:p>
     <w:p>
       <w:r>
-        <w:t xml:space="preserve">The simpleNMR suite of tools are now embedded in MNOVA. This decision </w:t>
+        <w:t xml:space="preserve">The </w:t>
+      </w:r>
+      <w:proofErr w:type="spellStart"/>
+      <w:r>
+        <w:t>simpleNMR</w:t>
+      </w:r>
+      <w:proofErr w:type="spellEnd"/>
+      <w:r>
+        <w:t xml:space="preserve"> suite of tools </w:t>
+      </w:r>
+      <w:r>
+        <w:t>is</w:t>
+      </w:r>
+      <w:r>
+        <w:t xml:space="preserve"> now embedded in MNOVA. This decision </w:t>
       </w:r>
       <w:r>
         <w:t>was</w:t>
@@ -61,10 +80,23 @@
     </w:p>
     <w:p>
       <w:r>
-        <w:t xml:space="preserve">In this instruction note we show how to install the simpleNMR tools in MNOVA. With the help of </w:t>
-      </w:r>
-      <w:r>
-        <w:t>Mestrelab Research</w:t>
+        <w:t xml:space="preserve">In this instruction note we show how to install the </w:t>
+      </w:r>
+      <w:proofErr w:type="spellStart"/>
+      <w:r>
+        <w:t>simpleNMR</w:t>
+      </w:r>
+      <w:proofErr w:type="spellEnd"/>
+      <w:r>
+        <w:t xml:space="preserve"> tools in MNOVA. With the help of </w:t>
+      </w:r>
+      <w:proofErr w:type="spellStart"/>
+      <w:r>
+        <w:t>Mestrelab</w:t>
+      </w:r>
+      <w:proofErr w:type="spellEnd"/>
+      <w:r>
+        <w:t xml:space="preserve"> Research</w:t>
       </w:r>
       <w:r>
         <w:t>,</w:t>
@@ -81,12 +113,44 @@
         <w:pStyle w:val="Heading2"/>
       </w:pPr>
       <w:r>
-        <w:t>Setting up simpleNMR in MNOVA</w:t>
-      </w:r>
-    </w:p>
-    <w:p>
-      <w:r>
-        <w:t xml:space="preserve">All the simpleNMR qs scripts that run in MNOVA are in the folder MNOVAscripts. This folder can be stored anywhere on your computer, or, as we have done at </w:t>
+        <w:t xml:space="preserve">Setting up </w:t>
+      </w:r>
+      <w:proofErr w:type="spellStart"/>
+      <w:r>
+        <w:t>simpleNMR</w:t>
+      </w:r>
+      <w:proofErr w:type="spellEnd"/>
+      <w:r>
+        <w:t xml:space="preserve"> in MNOVA</w:t>
+      </w:r>
+    </w:p>
+    <w:p>
+      <w:r>
+        <w:t xml:space="preserve">All the </w:t>
+      </w:r>
+      <w:proofErr w:type="spellStart"/>
+      <w:r>
+        <w:t>simpleNMR</w:t>
+      </w:r>
+      <w:proofErr w:type="spellEnd"/>
+      <w:r>
+        <w:t xml:space="preserve"> </w:t>
+      </w:r>
+      <w:proofErr w:type="spellStart"/>
+      <w:r>
+        <w:t>qs</w:t>
+      </w:r>
+      <w:proofErr w:type="spellEnd"/>
+      <w:r>
+        <w:t xml:space="preserve"> scripts that run in MNOVA are in the folder </w:t>
+      </w:r>
+      <w:proofErr w:type="spellStart"/>
+      <w:r>
+        <w:t>MNOVAscripts</w:t>
+      </w:r>
+      <w:proofErr w:type="spellEnd"/>
+      <w:r>
+        <w:t xml:space="preserve">. This folder can be stored anywhere on your computer, or, as we have done at </w:t>
       </w:r>
       <w:r>
         <w:t>Durham</w:t>
@@ -100,8 +164,13 @@
       <w:r>
         <w:t xml:space="preserve"> can be stored on a shared drive where all the students can access </w:t>
       </w:r>
-      <w:r>
-        <w:t xml:space="preserve">them </w:t>
+      <w:proofErr w:type="gramStart"/>
+      <w:r>
+        <w:t>them</w:t>
+      </w:r>
+      <w:proofErr w:type="gramEnd"/>
+      <w:r>
+        <w:t xml:space="preserve"> </w:t>
       </w:r>
       <w:r>
         <w:t xml:space="preserve">and </w:t>
@@ -127,7 +196,15 @@
     </w:p>
     <w:p>
       <w:r>
-        <w:t xml:space="preserve">For example, if the MNOVAscripts </w:t>
+        <w:t xml:space="preserve">For example, if the </w:t>
+      </w:r>
+      <w:proofErr w:type="spellStart"/>
+      <w:r>
+        <w:t>MNOVAscripts</w:t>
+      </w:r>
+      <w:proofErr w:type="spellEnd"/>
+      <w:r>
+        <w:t xml:space="preserve"> </w:t>
       </w:r>
       <w:r>
         <w:t>are</w:t>
@@ -237,27 +314,14 @@
       <w:r>
         <w:t xml:space="preserve">Figure </w:t>
       </w:r>
-      <w:r>
-        <w:fldChar w:fldCharType="begin"/>
-      </w:r>
-      <w:r>
-        <w:instrText xml:space="preserve"> SEQ Figure \* ARABIC </w:instrText>
-      </w:r>
-      <w:r>
-        <w:fldChar w:fldCharType="separate"/>
-      </w:r>
-      <w:r>
-        <w:rPr>
-          <w:noProof/>
-        </w:rPr>
-        <w:t>1</w:t>
-      </w:r>
-      <w:r>
-        <w:rPr>
-          <w:noProof/>
-        </w:rPr>
-        <w:fldChar w:fldCharType="end"/>
-      </w:r>
+      <w:fldSimple w:instr=" SEQ Figure \* ARABIC ">
+        <w:r>
+          <w:rPr>
+            <w:noProof/>
+          </w:rPr>
+          <w:t>1</w:t>
+        </w:r>
+      </w:fldSimple>
       <w:r>
         <w:t xml:space="preserve"> Click on the cog icon in MNOVA</w:t>
       </w:r>
@@ -339,27 +403,14 @@
       <w:r>
         <w:t xml:space="preserve">Figure </w:t>
       </w:r>
-      <w:r>
-        <w:fldChar w:fldCharType="begin"/>
-      </w:r>
-      <w:r>
-        <w:instrText xml:space="preserve"> SEQ Figure \* ARABIC </w:instrText>
-      </w:r>
-      <w:r>
-        <w:fldChar w:fldCharType="separate"/>
-      </w:r>
-      <w:r>
-        <w:rPr>
-          <w:noProof/>
-        </w:rPr>
-        <w:t>2</w:t>
-      </w:r>
-      <w:r>
-        <w:rPr>
-          <w:noProof/>
-        </w:rPr>
-        <w:fldChar w:fldCharType="end"/>
-      </w:r>
+      <w:fldSimple w:instr=" SEQ Figure \* ARABIC ">
+        <w:r>
+          <w:rPr>
+            <w:noProof/>
+          </w:rPr>
+          <w:t>2</w:t>
+        </w:r>
+      </w:fldSimple>
       <w:r>
         <w:t xml:space="preserve"> Click on the scripting icon</w:t>
       </w:r>
@@ -428,27 +479,14 @@
       <w:r>
         <w:t xml:space="preserve">Figure </w:t>
       </w:r>
-      <w:r>
-        <w:fldChar w:fldCharType="begin"/>
-      </w:r>
-      <w:r>
-        <w:instrText xml:space="preserve"> SEQ Figure \* ARABIC </w:instrText>
-      </w:r>
-      <w:r>
-        <w:fldChar w:fldCharType="separate"/>
-      </w:r>
-      <w:r>
-        <w:rPr>
-          <w:noProof/>
-        </w:rPr>
-        <w:t>3</w:t>
-      </w:r>
-      <w:r>
-        <w:rPr>
-          <w:noProof/>
-        </w:rPr>
-        <w:fldChar w:fldCharType="end"/>
-      </w:r>
+      <w:fldSimple w:instr=" SEQ Figure \* ARABIC ">
+        <w:r>
+          <w:rPr>
+            <w:noProof/>
+          </w:rPr>
+          <w:t>3</w:t>
+        </w:r>
+      </w:fldSimple>
       <w:r>
         <w:t xml:space="preserve"> </w:t>
       </w:r>
@@ -468,8 +506,13 @@
         </w:numPr>
       </w:pPr>
       <w:r>
-        <w:t>Add the directory path to MNOVAscripts</w:t>
-      </w:r>
+        <w:t xml:space="preserve">Add the directory path to </w:t>
+      </w:r>
+      <w:proofErr w:type="spellStart"/>
+      <w:r>
+        <w:t>MNOVAscripts</w:t>
+      </w:r>
+      <w:proofErr w:type="spellEnd"/>
     </w:p>
     <w:p>
       <w:pPr>
@@ -523,30 +566,22 @@
       <w:r>
         <w:t xml:space="preserve">Figure </w:t>
       </w:r>
-      <w:r>
-        <w:fldChar w:fldCharType="begin"/>
-      </w:r>
-      <w:r>
-        <w:instrText xml:space="preserve"> SEQ Figure \* ARABIC </w:instrText>
-      </w:r>
-      <w:r>
-        <w:fldChar w:fldCharType="separate"/>
-      </w:r>
-      <w:r>
-        <w:rPr>
-          <w:noProof/>
-        </w:rPr>
-        <w:t>4</w:t>
-      </w:r>
-      <w:r>
-        <w:rPr>
-          <w:noProof/>
-        </w:rPr>
-        <w:fldChar w:fldCharType="end"/>
-      </w:r>
-      <w:r>
-        <w:t xml:space="preserve"> Add the directory path to MNOVAscripts</w:t>
-      </w:r>
+      <w:fldSimple w:instr=" SEQ Figure \* ARABIC ">
+        <w:r>
+          <w:rPr>
+            <w:noProof/>
+          </w:rPr>
+          <w:t>4</w:t>
+        </w:r>
+      </w:fldSimple>
+      <w:r>
+        <w:t xml:space="preserve"> Add the directory path to </w:t>
+      </w:r>
+      <w:proofErr w:type="spellStart"/>
+      <w:r>
+        <w:t>MNOVAscripts</w:t>
+      </w:r>
+      <w:proofErr w:type="spellEnd"/>
     </w:p>
     <w:p>
       <w:pPr>
@@ -557,7 +592,15 @@
         </w:numPr>
       </w:pPr>
       <w:r>
-        <w:t>Restart MNOVA to see the simpleNMR tools installed in MNOVA</w:t>
+        <w:t xml:space="preserve">Restart MNOVA to see the </w:t>
+      </w:r>
+      <w:proofErr w:type="spellStart"/>
+      <w:r>
+        <w:t>simpleNMR</w:t>
+      </w:r>
+      <w:proofErr w:type="spellEnd"/>
+      <w:r>
+        <w:t xml:space="preserve"> tools installed in MNOVA</w:t>
       </w:r>
     </w:p>
     <w:p>
@@ -613,29 +656,24 @@
       <w:r>
         <w:t xml:space="preserve">Figure </w:t>
       </w:r>
-      <w:r>
-        <w:fldChar w:fldCharType="begin"/>
-      </w:r>
-      <w:r>
-        <w:instrText xml:space="preserve"> SEQ Figure \* ARABIC </w:instrText>
-      </w:r>
-      <w:r>
-        <w:fldChar w:fldCharType="separate"/>
-      </w:r>
-      <w:r>
-        <w:rPr>
-          <w:noProof/>
-        </w:rPr>
-        <w:t>5</w:t>
-      </w:r>
-      <w:r>
-        <w:rPr>
-          <w:noProof/>
-        </w:rPr>
-        <w:fldChar w:fldCharType="end"/>
-      </w:r>
-      <w:r>
-        <w:t xml:space="preserve"> simpleNMR tools installed in MNOVA</w:t>
+      <w:fldSimple w:instr=" SEQ Figure \* ARABIC ">
+        <w:r>
+          <w:rPr>
+            <w:noProof/>
+          </w:rPr>
+          <w:t>5</w:t>
+        </w:r>
+      </w:fldSimple>
+      <w:r>
+        <w:t xml:space="preserve"> </w:t>
+      </w:r>
+      <w:proofErr w:type="spellStart"/>
+      <w:r>
+        <w:t>simpleNMR</w:t>
+      </w:r>
+      <w:proofErr w:type="spellEnd"/>
+      <w:r>
+        <w:t xml:space="preserve"> tools installed in MNOVA</w:t>
       </w:r>
     </w:p>
     <w:p/>
@@ -656,7 +694,7 @@
 </file>
 
 <file path=word/numbering.xml><?xml version="1.0" encoding="utf-8"?>
-<w:numbering xmlns:wpc="http://schemas.microsoft.com/office/word/2010/wordprocessingCanvas" xmlns:cx="http://schemas.microsoft.com/office/drawing/2014/chartex" xmlns:cx1="http://schemas.microsoft.com/office/drawing/2015/9/8/chartex" xmlns:cx2="http://schemas.microsoft.com/office/drawing/2015/10/21/chartex" xmlns:cx3="http://schemas.microsoft.com/office/drawing/2016/5/9/chartex" xmlns:cx4="http://schemas.microsoft.com/office/drawing/2016/5/10/chartex" xmlns:cx5="http://schemas.microsoft.com/office/drawing/2016/5/11/chartex" xmlns:cx6="http://schemas.microsoft.com/office/drawing/2016/5/12/chartex" xmlns:cx7="http://schemas.microsoft.com/office/drawing/2016/5/13/chartex" xmlns:cx8="http://schemas.microsoft.com/office/drawing/2016/5/14/chartex" xmlns:mc="http://schemas.openxmlformats.org/markup-compatibility/2006" xmlns:aink="http://schemas.microsoft.com/office/drawing/2016/ink" xmlns:am3d="http://schemas.microsoft.com/office/drawing/2017/model3d" xmlns:o="urn:schemas-microsoft-com:office:office" xmlns:oel="http://schemas.microsoft.com/office/2019/extlst" xmlns:r="http://schemas.openxmlformats.org/officeDocument/2006/relationships" xmlns:m="http://schemas.openxmlformats.org/officeDocument/2006/math" xmlns:v="urn:schemas-microsoft-com:vml" xmlns:wp14="http://schemas.microsoft.com/office/word/2010/wordprocessingDrawing" xmlns:wp="http://schemas.openxmlformats.org/drawingml/2006/wordprocessingDrawing" xmlns:w10="urn:schemas-microsoft-com:office:word" xmlns:w="http://schemas.openxmlformats.org/wordprocessingml/2006/main" xmlns:w14="http://schemas.microsoft.com/office/word/2010/wordml" xmlns:w15="http://schemas.microsoft.com/office/word/2012/wordml" xmlns:w16cex="http://schemas.microsoft.com/office/word/2018/wordml/cex" xmlns:w16cid="http://schemas.microsoft.com/office/word/2016/wordml/cid" xmlns:w16="http://schemas.microsoft.com/office/word/2018/wordml" xmlns:w16du="http://schemas.microsoft.com/office/word/2023/wordml/word16du" xmlns:w16sdtdh="http://schemas.microsoft.com/office/word/2020/wordml/sdtdatahash" xmlns:w16sdtfl="http://schemas.microsoft.com/office/word/2024/wordml/sdtformatlock" xmlns:w16se="http://schemas.microsoft.com/office/word/2015/wordml/symex" xmlns:wpg="http://schemas.microsoft.com/office/word/2010/wordprocessingGroup" xmlns:wpi="http://schemas.microsoft.com/office/word/2010/wordprocessingInk" xmlns:wne="http://schemas.microsoft.com/office/word/2006/wordml" xmlns:wps="http://schemas.microsoft.com/office/word/2010/wordprocessingShape" mc:Ignorable="w14 w15 w16se w16cid w16 w16cex w16sdtdh w16sdtfl w16du wp14">
+<w:numbering xmlns:wpc="http://schemas.microsoft.com/office/word/2010/wordprocessingCanvas" xmlns:cx="http://schemas.microsoft.com/office/drawing/2014/chartex" xmlns:cx1="http://schemas.microsoft.com/office/drawing/2015/9/8/chartex" xmlns:cx2="http://schemas.microsoft.com/office/drawing/2015/10/21/chartex" xmlns:cx3="http://schemas.microsoft.com/office/drawing/2016/5/9/chartex" xmlns:cx4="http://schemas.microsoft.com/office/drawing/2016/5/10/chartex" xmlns:cx5="http://schemas.microsoft.com/office/drawing/2016/5/11/chartex" xmlns:cx6="http://schemas.microsoft.com/office/drawing/2016/5/12/chartex" xmlns:cx7="http://schemas.microsoft.com/office/drawing/2016/5/13/chartex" xmlns:cx8="http://schemas.microsoft.com/office/drawing/2016/5/14/chartex" xmlns:mc="http://schemas.openxmlformats.org/markup-compatibility/2006" xmlns:m="http://schemas.openxmlformats.org/officeDocument/2006/math" xmlns:aink="http://schemas.microsoft.com/office/drawing/2016/ink" xmlns:am3d="http://schemas.microsoft.com/office/drawing/2017/model3d" xmlns:oel="http://schemas.microsoft.com/office/2019/extlst" xmlns:r="http://schemas.openxmlformats.org/officeDocument/2006/relationships" xmlns:wp14="http://schemas.microsoft.com/office/word/2010/wordprocessingDrawing" xmlns:wp="http://schemas.openxmlformats.org/drawingml/2006/wordprocessingDrawing" xmlns:wpg="http://schemas.microsoft.com/office/word/2010/wordprocessingGroup" xmlns:wpi="http://schemas.microsoft.com/office/word/2010/wordprocessingInk" xmlns:wps="http://schemas.microsoft.com/office/word/2010/wordprocessingShape" xmlns:o="urn:schemas-microsoft-com:office:office" xmlns:v="urn:schemas-microsoft-com:vml" xmlns:w10="urn:schemas-microsoft-com:office:word" xmlns:w="http://schemas.openxmlformats.org/wordprocessingml/2006/main" xmlns:w14="http://schemas.microsoft.com/office/word/2010/wordml" xmlns:w15="http://schemas.microsoft.com/office/word/2012/wordml" xmlns:w16cei="http://schemas.microsoft.com/office/word/2026/wordml/cei" xmlns:w16cex="http://schemas.microsoft.com/office/word/2018/wordml/cex" xmlns:w16cid="http://schemas.microsoft.com/office/word/2016/wordml/cid" xmlns:w16="http://schemas.microsoft.com/office/word/2018/wordml" xmlns:w16sdtdh="http://schemas.microsoft.com/office/word/2020/wordml/sdtdatahash" xmlns:w16sdtfl="http://schemas.microsoft.com/office/word/2024/wordml/sdtformatlock" xmlns:w16se="http://schemas.microsoft.com/office/word/2015/wordml/symex" xmlns:w16du="http://schemas.microsoft.com/office/word/2023/wordml/word16du" xmlns:wne="http://schemas.microsoft.com/office/word/2006/wordml" mc:Ignorable="w14 w15 w16se w16cid w16 w16cex w16sdtdh w16sdtfl w16du wp14">
   <w:abstractNum w:abstractNumId="0" w15:restartNumberingAfterBreak="0">
     <w:nsid w:val="3D855B09"/>
     <w:multiLevelType w:val="hybridMultilevel"/>
@@ -777,7 +815,7 @@
 </file>
 
 <file path=word/styles.xml><?xml version="1.0" encoding="utf-8"?>
-<w:styles xmlns:mc="http://schemas.openxmlformats.org/markup-compatibility/2006" xmlns:r="http://schemas.openxmlformats.org/officeDocument/2006/relationships" xmlns:w="http://schemas.openxmlformats.org/wordprocessingml/2006/main" xmlns:w14="http://schemas.microsoft.com/office/word/2010/wordml" xmlns:w15="http://schemas.microsoft.com/office/word/2012/wordml" xmlns:w16cex="http://schemas.microsoft.com/office/word/2018/wordml/cex" xmlns:w16cid="http://schemas.microsoft.com/office/word/2016/wordml/cid" xmlns:w16="http://schemas.microsoft.com/office/word/2018/wordml" xmlns:w16du="http://schemas.microsoft.com/office/word/2023/wordml/word16du" xmlns:w16sdtdh="http://schemas.microsoft.com/office/word/2020/wordml/sdtdatahash" xmlns:w16sdtfl="http://schemas.microsoft.com/office/word/2024/wordml/sdtformatlock" xmlns:w16se="http://schemas.microsoft.com/office/word/2015/wordml/symex" mc:Ignorable="w14 w15 w16se w16cid w16 w16cex w16sdtdh w16sdtfl w16du">
+<w:styles xmlns:mc="http://schemas.openxmlformats.org/markup-compatibility/2006" xmlns:r="http://schemas.openxmlformats.org/officeDocument/2006/relationships" xmlns:w="http://schemas.openxmlformats.org/wordprocessingml/2006/main" xmlns:w14="http://schemas.microsoft.com/office/word/2010/wordml" xmlns:w15="http://schemas.microsoft.com/office/word/2012/wordml" xmlns:w16cex="http://schemas.microsoft.com/office/word/2018/wordml/cex" xmlns:w16cid="http://schemas.microsoft.com/office/word/2016/wordml/cid" xmlns:w16="http://schemas.microsoft.com/office/word/2018/wordml" xmlns:w16sdtdh="http://schemas.microsoft.com/office/word/2020/wordml/sdtdatahash" xmlns:w16sdtfl="http://schemas.microsoft.com/office/word/2024/wordml/sdtformatlock" xmlns:w16se="http://schemas.microsoft.com/office/word/2015/wordml/symex" xmlns:w16du="http://schemas.microsoft.com/office/word/2023/wordml/word16du" mc:Ignorable="w14 w15 w16se w16cid w16 w16cex w16sdtdh w16sdtfl w16du">
   <w:docDefaults>
     <w:rPrDefault>
       <w:rPr>
